--- a/Project Documentation.docx
+++ b/Project Documentation.docx
@@ -696,7 +696,7 @@
         <w:spacing w:after="60" w:line="250" w:lineRule="auto"/>
       </w:pPr>
       <w:r>
-        <w:t>Figure 1. TiFund system architecture and request flow</w:t>
+        <w:t>Figure 1. TiFund system architecture</w:t>
       </w:r>
     </w:p>
     <w:p>
@@ -705,7 +705,7 @@
         <w:spacing w:after="60" w:line="250" w:lineRule="auto"/>
       </w:pPr>
       <w:r>
-        <w:t>Figure 2. Main account and profile relationships</w:t>
+        <w:t>Figure 2. TiFund database relationships</w:t>
       </w:r>
     </w:p>
     <w:p>
@@ -714,7 +714,7 @@
         <w:spacing w:after="60" w:line="250" w:lineRule="auto"/>
       </w:pPr>
       <w:r>
-        <w:t>Figure 3. Contact message and payment process flows</w:t>
+        <w:t>Figure 3. TiFund contact and payment request flows</w:t>
       </w:r>
     </w:p>
     <w:p>
@@ -3681,7 +3681,47 @@
         <w:pStyle w:val="Heading3"/>
       </w:pPr>
       <w:r>
-        <w:t>Figure 1. Request flow</w:t>
+        <w:t>Figure 1. System architecture</w:t>
+      </w:r>
+    </w:p>
+    <w:p>
+      <w:pPr>
+        <w:spacing w:before="72" w:after="173"/>
+        <w:jc w:val="center"/>
+      </w:pPr>
+      <w:r>
+        <w:drawing>
+          <wp:inline xmlns:a="http://schemas.openxmlformats.org/drawingml/2006/main" xmlns:pic="http://schemas.openxmlformats.org/drawingml/2006/picture">
+            <wp:extent cx="6035040" cy="2715768"/>
+            <wp:docPr id="1" name="Picture 1"/>
+            <wp:cNvGraphicFramePr>
+              <a:graphicFrameLocks noChangeAspect="1"/>
+            </wp:cNvGraphicFramePr>
+            <a:graphic>
+              <a:graphicData uri="http://schemas.openxmlformats.org/drawingml/2006/picture">
+                <pic:pic>
+                  <pic:nvPicPr>
+                    <pic:cNvPr id="0" name="tifund-architecture.png"/>
+                    <pic:cNvPicPr/>
+                  </pic:nvPicPr>
+                  <pic:blipFill>
+                    <a:blip r:embed="rId14"/>
+                    <a:stretch>
+                      <a:fillRect/>
+                    </a:stretch>
+                  </pic:blipFill>
+                  <pic:spPr>
+                    <a:xfrm>
+                      <a:off x="0" y="0"/>
+                      <a:ext cx="6035040" cy="2715768"/>
+                    </a:xfrm>
+                    <a:prstGeom prst="rect"/>
+                  </pic:spPr>
+                </pic:pic>
+              </a:graphicData>
+            </a:graphic>
+          </wp:inline>
+        </w:drawing>
       </w:r>
     </w:p>
     <w:tbl>
@@ -4983,7 +5023,47 @@
         <w:pStyle w:val="Heading3"/>
       </w:pPr>
       <w:r>
-        <w:t>Figure 2. Account relationships</w:t>
+        <w:t>Figure 2. Database relationship diagram</w:t>
+      </w:r>
+    </w:p>
+    <w:p>
+      <w:pPr>
+        <w:spacing w:before="72" w:after="173"/>
+        <w:jc w:val="center"/>
+      </w:pPr>
+      <w:r>
+        <w:drawing>
+          <wp:inline xmlns:a="http://schemas.openxmlformats.org/drawingml/2006/main" xmlns:pic="http://schemas.openxmlformats.org/drawingml/2006/picture">
+            <wp:extent cx="6035040" cy="3998214"/>
+            <wp:docPr id="2" name="Picture 2"/>
+            <wp:cNvGraphicFramePr>
+              <a:graphicFrameLocks noChangeAspect="1"/>
+            </wp:cNvGraphicFramePr>
+            <a:graphic>
+              <a:graphicData uri="http://schemas.openxmlformats.org/drawingml/2006/picture">
+                <pic:pic>
+                  <pic:nvPicPr>
+                    <pic:cNvPr id="0" name="tifund-database-relationships.png"/>
+                    <pic:cNvPicPr/>
+                  </pic:nvPicPr>
+                  <pic:blipFill>
+                    <a:blip r:embed="rId15"/>
+                    <a:stretch>
+                      <a:fillRect/>
+                    </a:stretch>
+                  </pic:blipFill>
+                  <pic:spPr>
+                    <a:xfrm>
+                      <a:off x="0" y="0"/>
+                      <a:ext cx="6035040" cy="3998214"/>
+                    </a:xfrm>
+                    <a:prstGeom prst="rect"/>
+                  </pic:spPr>
+                </pic:pic>
+              </a:graphicData>
+            </a:graphic>
+          </wp:inline>
+        </w:drawing>
       </w:r>
     </w:p>
     <w:tbl>
@@ -5521,7 +5601,47 @@
         <w:pStyle w:val="Heading3"/>
       </w:pPr>
       <w:r>
-        <w:t>Figure 3. Contact message flow</w:t>
+        <w:t>Figure 3. Request flow: contact and payment</w:t>
+      </w:r>
+    </w:p>
+    <w:p>
+      <w:pPr>
+        <w:spacing w:before="72" w:after="173"/>
+        <w:jc w:val="center"/>
+      </w:pPr>
+      <w:r>
+        <w:drawing>
+          <wp:inline xmlns:a="http://schemas.openxmlformats.org/drawingml/2006/main" xmlns:pic="http://schemas.openxmlformats.org/drawingml/2006/picture">
+            <wp:extent cx="6035040" cy="3922776"/>
+            <wp:docPr id="3" name="Picture 3"/>
+            <wp:cNvGraphicFramePr>
+              <a:graphicFrameLocks noChangeAspect="1"/>
+            </wp:cNvGraphicFramePr>
+            <a:graphic>
+              <a:graphicData uri="http://schemas.openxmlformats.org/drawingml/2006/picture">
+                <pic:pic>
+                  <pic:nvPicPr>
+                    <pic:cNvPr id="0" name="image.png"/>
+                    <pic:cNvPicPr/>
+                  </pic:nvPicPr>
+                  <pic:blipFill>
+                    <a:blip r:embed="rId13"/>
+                    <a:stretch>
+                      <a:fillRect/>
+                    </a:stretch>
+                  </pic:blipFill>
+                  <pic:spPr>
+                    <a:xfrm>
+                      <a:off x="0" y="0"/>
+                      <a:ext cx="6035040" cy="3922776"/>
+                    </a:xfrm>
+                    <a:prstGeom prst="rect"/>
+                  </pic:spPr>
+                </pic:pic>
+              </a:graphicData>
+            </a:graphic>
+          </wp:inline>
+        </w:drawing>
       </w:r>
     </w:p>
     <w:tbl>
@@ -5879,7 +5999,7 @@
         <w:pStyle w:val="Heading3"/>
       </w:pPr>
       <w:r>
-        <w:t>Figure 4. Payment flow</w:t>
+        <w:t>Payment flow steps</w:t>
       </w:r>
     </w:p>
     <w:p>
